--- a/docs/4/uifis/reports/UIFIS_practice-1_report-template.docx
+++ b/docs/4/uifis/reports/UIFIS_practice-1_report-template.docx
@@ -86,6 +86,15 @@
       </w:r>
     </w:p>
     <w:p/>
+    <w:p>
+      <w:r>
+        <w:rPr>
+          <w:b/>
+          <w:sz w:val="24"/>
+        </w:rPr>
+        <w:t>Ход работы</w:t>
+      </w:r>
+    </w:p>
     <w:p>
       <w:r>
         <w:rPr>
@@ -556,19 +565,7 @@
           <w:b/>
           <w:sz w:val="24"/>
         </w:rPr>
-        <w:t>Скриншоты</w:t>
-      </w:r>
-    </w:p>
-    <w:p>
-      <w:pPr>
-        <w:jc w:val="center"/>
-      </w:pPr>
-      <w:r>
-        <w:rPr>
-          <w:i/>
-          <w:sz w:val="22"/>
-        </w:rPr>
-        <w:t>[ Место для скриншота 1: шапка отчёта с заполненными полями ]</w:t>
+        <w:t>Скриншоты выполнения работы</w:t>
       </w:r>
     </w:p>
     <w:p/>
@@ -610,126 +607,6 @@
           <w:sz w:val="24"/>
         </w:rPr>
         <w:t>________________________________________________________________________</w:t>
-      </w:r>
-    </w:p>
-    <w:p>
-      <w:r>
-        <w:rPr>
-          <w:b w:val="0"/>
-          <w:sz w:val="24"/>
-        </w:rPr>
-        <w:t>________________________________________________________________________</w:t>
-      </w:r>
-    </w:p>
-    <w:p>
-      <w:r>
-        <w:rPr>
-          <w:b w:val="0"/>
-          <w:sz w:val="24"/>
-        </w:rPr>
-        <w:t>________________________________________________________________________</w:t>
-      </w:r>
-    </w:p>
-    <w:p>
-      <w:r>
-        <w:rPr>
-          <w:b w:val="0"/>
-          <w:sz w:val="24"/>
-        </w:rPr>
-        <w:t>________________________________________________________________________</w:t>
-      </w:r>
-    </w:p>
-    <w:p/>
-    <w:p>
-      <w:r>
-        <w:rPr>
-          <w:b/>
-          <w:sz w:val="24"/>
-        </w:rPr>
-        <w:t>Ответы на контрольные вопросы</w:t>
-      </w:r>
-    </w:p>
-    <w:p>
-      <w:r>
-        <w:rPr>
-          <w:b w:val="0"/>
-          <w:sz w:val="24"/>
-        </w:rPr>
-        <w:t>1. Почему признаки классификации должны быть независимыми?</w:t>
-      </w:r>
-    </w:p>
-    <w:p>
-      <w:r>
-        <w:rPr>
-          <w:b w:val="0"/>
-          <w:sz w:val="24"/>
-        </w:rPr>
-        <w:t>________________________________________________________________________</w:t>
-      </w:r>
-    </w:p>
-    <w:p>
-      <w:r>
-        <w:rPr>
-          <w:b w:val="0"/>
-          <w:sz w:val="24"/>
-        </w:rPr>
-        <w:t>________________________________________________________________________</w:t>
-      </w:r>
-    </w:p>
-    <w:p>
-      <w:r>
-        <w:rPr>
-          <w:b w:val="0"/>
-          <w:sz w:val="24"/>
-        </w:rPr>
-        <w:t>________________________________________________________________________</w:t>
-      </w:r>
-    </w:p>
-    <w:p/>
-    <w:p>
-      <w:r>
-        <w:rPr>
-          <w:b w:val="0"/>
-          <w:sz w:val="24"/>
-        </w:rPr>
-        <w:t>2. Может ли одна система быть пакетной и оперативной одновременно?</w:t>
-      </w:r>
-    </w:p>
-    <w:p>
-      <w:r>
-        <w:rPr>
-          <w:b w:val="0"/>
-          <w:sz w:val="24"/>
-        </w:rPr>
-        <w:t>________________________________________________________________________</w:t>
-      </w:r>
-    </w:p>
-    <w:p>
-      <w:r>
-        <w:rPr>
-          <w:b w:val="0"/>
-          <w:sz w:val="24"/>
-        </w:rPr>
-        <w:t>________________________________________________________________________</w:t>
-      </w:r>
-    </w:p>
-    <w:p>
-      <w:r>
-        <w:rPr>
-          <w:b w:val="0"/>
-          <w:sz w:val="24"/>
-        </w:rPr>
-        <w:t>________________________________________________________________________</w:t>
-      </w:r>
-    </w:p>
-    <w:p/>
-    <w:p>
-      <w:r>
-        <w:rPr>
-          <w:b w:val="0"/>
-          <w:sz w:val="24"/>
-        </w:rPr>
-        <w:t>3. Чем масштаб отличается от сферы применения?</w:t>
       </w:r>
     </w:p>
     <w:p>

--- a/docs/4/uifis/reports/UIFIS_practice-1_report-template.docx
+++ b/docs/4/uifis/reports/UIFIS_practice-1_report-template.docx
@@ -4,10 +4,13 @@
   <w:body>
     <w:p>
       <w:pPr>
+        <w:spacing w:line="360" w:lineRule="auto" w:before="0" w:after="0"/>
+        <w:ind w:firstLine="0"/>
         <w:jc w:val="center"/>
       </w:pPr>
       <w:r>
         <w:rPr>
+          <w:rFonts w:ascii="Times New Roman" w:hAnsi="Times New Roman" w:eastAsia="Times New Roman" w:cs="Times New Roman"/>
           <w:b/>
           <w:sz w:val="28"/>
         </w:rPr>
@@ -16,153 +19,232 @@
     </w:p>
     <w:p>
       <w:pPr>
+        <w:spacing w:line="360" w:lineRule="auto" w:before="0" w:after="0"/>
+        <w:ind w:firstLine="0"/>
         <w:jc w:val="center"/>
       </w:pPr>
       <w:r>
         <w:rPr>
+          <w:rFonts w:ascii="Times New Roman" w:hAnsi="Times New Roman" w:eastAsia="Times New Roman" w:cs="Times New Roman"/>
           <w:b/>
-          <w:sz w:val="26"/>
+          <w:sz w:val="28"/>
         </w:rPr>
         <w:t>Отчёт по практической работе №1</w:t>
       </w:r>
     </w:p>
     <w:p>
       <w:pPr>
+        <w:spacing w:line="360" w:lineRule="auto" w:before="0" w:after="0"/>
+        <w:ind w:firstLine="0"/>
         <w:jc w:val="center"/>
       </w:pPr>
       <w:r>
         <w:rPr>
+          <w:rFonts w:ascii="Times New Roman" w:hAnsi="Times New Roman" w:eastAsia="Times New Roman" w:cs="Times New Roman"/>
           <w:b w:val="0"/>
-          <w:sz w:val="24"/>
+          <w:sz w:val="28"/>
         </w:rPr>
         <w:t>Тема: Классификация информационных систем</w:t>
       </w:r>
     </w:p>
     <w:p/>
     <w:p>
+      <w:pPr>
+        <w:spacing w:line="360" w:lineRule="auto" w:before="0" w:after="0"/>
+        <w:ind w:firstLine="0"/>
+        <w:jc w:val="left"/>
+      </w:pPr>
       <w:r>
         <w:rPr>
+          <w:rFonts w:ascii="Times New Roman" w:hAnsi="Times New Roman" w:eastAsia="Times New Roman" w:cs="Times New Roman"/>
           <w:b w:val="0"/>
-          <w:sz w:val="24"/>
+          <w:sz w:val="28"/>
         </w:rPr>
         <w:t>ФИО студента: ______________________________________</w:t>
       </w:r>
     </w:p>
     <w:p>
+      <w:pPr>
+        <w:spacing w:line="360" w:lineRule="auto" w:before="0" w:after="0"/>
+        <w:ind w:firstLine="0"/>
+        <w:jc w:val="left"/>
+      </w:pPr>
       <w:r>
         <w:rPr>
+          <w:rFonts w:ascii="Times New Roman" w:hAnsi="Times New Roman" w:eastAsia="Times New Roman" w:cs="Times New Roman"/>
           <w:b w:val="0"/>
-          <w:sz w:val="24"/>
+          <w:sz w:val="28"/>
         </w:rPr>
         <w:t>Группа: ______________________  Дата: _______________</w:t>
       </w:r>
     </w:p>
     <w:p/>
     <w:p>
+      <w:pPr>
+        <w:pStyle w:val="Heading1"/>
+        <w:keepNext/>
+        <w:keepLines/>
+        <w:spacing w:line="240" w:lineRule="auto" w:before="240" w:after="0"/>
+        <w:ind w:firstLine="0" w:left="0"/>
+        <w:jc w:val="both"/>
+      </w:pPr>
       <w:r>
         <w:rPr>
-          <w:b/>
-          <w:sz w:val="24"/>
+          <w:rFonts w:ascii="Times New Roman" w:hAnsi="Times New Roman" w:eastAsia="Times New Roman" w:cs="Times New Roman"/>
+          <w:b w:val="0"/>
+          <w:sz w:val="28"/>
         </w:rPr>
         <w:t>Цель работы</w:t>
       </w:r>
     </w:p>
     <w:p>
+      <w:pPr>
+        <w:spacing w:line="360" w:lineRule="auto" w:before="0" w:after="0"/>
+        <w:ind w:firstLine="709"/>
+        <w:jc w:val="both"/>
+      </w:pPr>
       <w:r>
         <w:rPr>
+          <w:rFonts w:ascii="Times New Roman" w:hAnsi="Times New Roman" w:eastAsia="Times New Roman" w:cs="Times New Roman"/>
           <w:b w:val="0"/>
-          <w:sz w:val="24"/>
+          <w:sz w:val="28"/>
         </w:rPr>
         <w:t>________________________________________________________________________</w:t>
       </w:r>
     </w:p>
     <w:p>
+      <w:pPr>
+        <w:spacing w:line="360" w:lineRule="auto" w:before="0" w:after="0"/>
+        <w:ind w:firstLine="709"/>
+        <w:jc w:val="both"/>
+      </w:pPr>
       <w:r>
         <w:rPr>
+          <w:rFonts w:ascii="Times New Roman" w:hAnsi="Times New Roman" w:eastAsia="Times New Roman" w:cs="Times New Roman"/>
           <w:b w:val="0"/>
-          <w:sz w:val="24"/>
+          <w:sz w:val="28"/>
         </w:rPr>
         <w:t>________________________________________________________________________</w:t>
       </w:r>
     </w:p>
     <w:p/>
     <w:p>
+      <w:pPr>
+        <w:pStyle w:val="Heading1"/>
+        <w:keepNext/>
+        <w:keepLines/>
+        <w:spacing w:line="240" w:lineRule="auto" w:before="240" w:after="0"/>
+        <w:ind w:firstLine="0" w:left="0"/>
+        <w:jc w:val="both"/>
+      </w:pPr>
       <w:r>
         <w:rPr>
-          <w:b/>
-          <w:sz w:val="24"/>
+          <w:rFonts w:ascii="Times New Roman" w:hAnsi="Times New Roman" w:eastAsia="Times New Roman" w:cs="Times New Roman"/>
+          <w:b w:val="0"/>
+          <w:sz w:val="28"/>
         </w:rPr>
         <w:t>Ход работы</w:t>
       </w:r>
     </w:p>
     <w:p>
+      <w:pPr>
+        <w:pStyle w:val="Heading1"/>
+        <w:keepNext/>
+        <w:keepLines/>
+        <w:spacing w:line="240" w:lineRule="auto" w:before="240" w:after="0"/>
+        <w:ind w:firstLine="0" w:left="0"/>
+        <w:jc w:val="both"/>
+      </w:pPr>
       <w:r>
         <w:rPr>
-          <w:b/>
-          <w:sz w:val="24"/>
+          <w:rFonts w:ascii="Times New Roman" w:hAnsi="Times New Roman" w:eastAsia="Times New Roman" w:cs="Times New Roman"/>
+          <w:b w:val="0"/>
+          <w:sz w:val="28"/>
         </w:rPr>
         <w:t>Краткие теоретические сведения</w:t>
       </w:r>
     </w:p>
     <w:p>
+      <w:pPr>
+        <w:spacing w:line="360" w:lineRule="auto" w:before="0" w:after="0"/>
+        <w:ind w:firstLine="709"/>
+        <w:jc w:val="both"/>
+      </w:pPr>
       <w:r>
         <w:rPr>
+          <w:rFonts w:ascii="Times New Roman" w:hAnsi="Times New Roman" w:eastAsia="Times New Roman" w:cs="Times New Roman"/>
           <w:b w:val="0"/>
-          <w:sz w:val="24"/>
+          <w:sz w:val="28"/>
         </w:rPr>
         <w:t>Перечислите четыре признака классификации ИС и приведите по 2–3 значения каждого:</w:t>
       </w:r>
     </w:p>
     <w:p>
+      <w:pPr>
+        <w:spacing w:line="360" w:lineRule="auto" w:before="0" w:after="0"/>
+        <w:ind w:firstLine="709"/>
+        <w:jc w:val="both"/>
+      </w:pPr>
       <w:r>
         <w:rPr>
+          <w:rFonts w:ascii="Times New Roman" w:hAnsi="Times New Roman" w:eastAsia="Times New Roman" w:cs="Times New Roman"/>
           <w:b w:val="0"/>
-          <w:sz w:val="24"/>
+          <w:sz w:val="28"/>
         </w:rPr>
         <w:t>1. Сфера применения: ____________________________________________________</w:t>
       </w:r>
     </w:p>
     <w:p>
+      <w:pPr>
+        <w:spacing w:line="360" w:lineRule="auto" w:before="0" w:after="0"/>
+        <w:ind w:firstLine="709"/>
+        <w:jc w:val="both"/>
+      </w:pPr>
       <w:r>
         <w:rPr>
+          <w:rFonts w:ascii="Times New Roman" w:hAnsi="Times New Roman" w:eastAsia="Times New Roman" w:cs="Times New Roman"/>
           <w:b w:val="0"/>
-          <w:sz w:val="24"/>
+          <w:sz w:val="28"/>
         </w:rPr>
         <w:t>2. Масштаб: _____________________________________________________________</w:t>
       </w:r>
     </w:p>
     <w:p>
+      <w:pPr>
+        <w:spacing w:line="360" w:lineRule="auto" w:before="0" w:after="0"/>
+        <w:ind w:firstLine="709"/>
+        <w:jc w:val="both"/>
+      </w:pPr>
       <w:r>
         <w:rPr>
+          <w:rFonts w:ascii="Times New Roman" w:hAnsi="Times New Roman" w:eastAsia="Times New Roman" w:cs="Times New Roman"/>
           <w:b w:val="0"/>
-          <w:sz w:val="24"/>
+          <w:sz w:val="28"/>
         </w:rPr>
         <w:t>3. Способ обработки: ____________________________________________________</w:t>
       </w:r>
     </w:p>
     <w:p>
+      <w:pPr>
+        <w:spacing w:line="360" w:lineRule="auto" w:before="0" w:after="0"/>
+        <w:ind w:firstLine="709"/>
+        <w:jc w:val="both"/>
+      </w:pPr>
       <w:r>
         <w:rPr>
+          <w:rFonts w:ascii="Times New Roman" w:hAnsi="Times New Roman" w:eastAsia="Times New Roman" w:cs="Times New Roman"/>
           <w:b w:val="0"/>
-          <w:sz w:val="24"/>
+          <w:sz w:val="28"/>
         </w:rPr>
         <w:t>4. Архитектура: _________________________________________________________</w:t>
       </w:r>
     </w:p>
     <w:p/>
-    <w:p>
-      <w:r>
-        <w:rPr>
-          <w:b/>
-          <w:sz w:val="24"/>
-        </w:rPr>
-        <w:t>Таблица результатов классификации</w:t>
-      </w:r>
-    </w:p>
     <w:tbl>
       <w:tblPr>
         <w:tblStyle w:val="TableGrid"/>
         <w:tblW w:type="auto" w:w="0"/>
+        <w:tblLayout w:type="autofit"/>
         <w:tblLook w:firstColumn="1" w:firstRow="1" w:lastColumn="0" w:lastRow="0" w:noHBand="0" w:noVBand="1" w:val="04A0"/>
       </w:tblPr>
       <w:tblGrid>
@@ -180,9 +262,16 @@
             <w:tcW w:type="dxa" w:w="1234"/>
           </w:tcPr>
           <w:p>
+            <w:pPr>
+              <w:spacing w:line="360" w:lineRule="auto" w:before="0" w:after="0"/>
+              <w:ind w:firstLine="0"/>
+              <w:jc w:val="center"/>
+            </w:pPr>
             <w:r>
               <w:rPr>
-                <w:sz w:val="20"/>
+                <w:rFonts w:ascii="Times New Roman" w:hAnsi="Times New Roman" w:eastAsia="Times New Roman" w:cs="Times New Roman"/>
+                <w:b/>
+                <w:sz w:val="22"/>
               </w:rPr>
               <w:t>№</w:t>
             </w:r>
@@ -193,9 +282,16 @@
             <w:tcW w:type="dxa" w:w="1234"/>
           </w:tcPr>
           <w:p>
+            <w:pPr>
+              <w:spacing w:line="360" w:lineRule="auto" w:before="0" w:after="0"/>
+              <w:ind w:firstLine="0"/>
+              <w:jc w:val="center"/>
+            </w:pPr>
             <w:r>
               <w:rPr>
-                <w:sz w:val="20"/>
+                <w:rFonts w:ascii="Times New Roman" w:hAnsi="Times New Roman" w:eastAsia="Times New Roman" w:cs="Times New Roman"/>
+                <w:b/>
+                <w:sz w:val="22"/>
               </w:rPr>
               <w:t>Информационная система</w:t>
             </w:r>
@@ -206,9 +302,16 @@
             <w:tcW w:type="dxa" w:w="1234"/>
           </w:tcPr>
           <w:p>
+            <w:pPr>
+              <w:spacing w:line="360" w:lineRule="auto" w:before="0" w:after="0"/>
+              <w:ind w:firstLine="0"/>
+              <w:jc w:val="center"/>
+            </w:pPr>
             <w:r>
               <w:rPr>
-                <w:sz w:val="20"/>
+                <w:rFonts w:ascii="Times New Roman" w:hAnsi="Times New Roman" w:eastAsia="Times New Roman" w:cs="Times New Roman"/>
+                <w:b/>
+                <w:sz w:val="22"/>
               </w:rPr>
               <w:t>Сфера</w:t>
             </w:r>
@@ -219,9 +322,16 @@
             <w:tcW w:type="dxa" w:w="1234"/>
           </w:tcPr>
           <w:p>
+            <w:pPr>
+              <w:spacing w:line="360" w:lineRule="auto" w:before="0" w:after="0"/>
+              <w:ind w:firstLine="0"/>
+              <w:jc w:val="center"/>
+            </w:pPr>
             <w:r>
               <w:rPr>
-                <w:sz w:val="20"/>
+                <w:rFonts w:ascii="Times New Roman" w:hAnsi="Times New Roman" w:eastAsia="Times New Roman" w:cs="Times New Roman"/>
+                <w:b/>
+                <w:sz w:val="22"/>
               </w:rPr>
               <w:t>Масштаб</w:t>
             </w:r>
@@ -232,9 +342,16 @@
             <w:tcW w:type="dxa" w:w="1234"/>
           </w:tcPr>
           <w:p>
+            <w:pPr>
+              <w:spacing w:line="360" w:lineRule="auto" w:before="0" w:after="0"/>
+              <w:ind w:firstLine="0"/>
+              <w:jc w:val="center"/>
+            </w:pPr>
             <w:r>
               <w:rPr>
-                <w:sz w:val="20"/>
+                <w:rFonts w:ascii="Times New Roman" w:hAnsi="Times New Roman" w:eastAsia="Times New Roman" w:cs="Times New Roman"/>
+                <w:b/>
+                <w:sz w:val="22"/>
               </w:rPr>
               <w:t>Способ обработки</w:t>
             </w:r>
@@ -245,9 +362,16 @@
             <w:tcW w:type="dxa" w:w="1234"/>
           </w:tcPr>
           <w:p>
+            <w:pPr>
+              <w:spacing w:line="360" w:lineRule="auto" w:before="0" w:after="0"/>
+              <w:ind w:firstLine="0"/>
+              <w:jc w:val="center"/>
+            </w:pPr>
             <w:r>
               <w:rPr>
-                <w:sz w:val="20"/>
+                <w:rFonts w:ascii="Times New Roman" w:hAnsi="Times New Roman" w:eastAsia="Times New Roman" w:cs="Times New Roman"/>
+                <w:b/>
+                <w:sz w:val="22"/>
               </w:rPr>
               <w:t>Архитектура</w:t>
             </w:r>
@@ -258,9 +382,16 @@
             <w:tcW w:type="dxa" w:w="1234"/>
           </w:tcPr>
           <w:p>
+            <w:pPr>
+              <w:spacing w:line="360" w:lineRule="auto" w:before="0" w:after="0"/>
+              <w:ind w:firstLine="0"/>
+              <w:jc w:val="center"/>
+            </w:pPr>
             <w:r>
               <w:rPr>
-                <w:sz w:val="20"/>
+                <w:rFonts w:ascii="Times New Roman" w:hAnsi="Times New Roman" w:eastAsia="Times New Roman" w:cs="Times New Roman"/>
+                <w:b/>
+                <w:sz w:val="22"/>
               </w:rPr>
               <w:t>Обоснование</w:t>
             </w:r>
@@ -273,9 +404,16 @@
             <w:tcW w:type="dxa" w:w="1234"/>
           </w:tcPr>
           <w:p>
+            <w:pPr>
+              <w:spacing w:line="360" w:lineRule="auto" w:before="0" w:after="0"/>
+              <w:ind w:firstLine="0"/>
+              <w:jc w:val="both"/>
+            </w:pPr>
             <w:r>
               <w:rPr>
-                <w:sz w:val="20"/>
+                <w:rFonts w:ascii="Times New Roman" w:hAnsi="Times New Roman" w:eastAsia="Times New Roman" w:cs="Times New Roman"/>
+                <w:b w:val="0"/>
+                <w:sz w:val="22"/>
               </w:rPr>
               <w:t>1</w:t>
             </w:r>
@@ -286,9 +424,16 @@
             <w:tcW w:type="dxa" w:w="1234"/>
           </w:tcPr>
           <w:p>
+            <w:pPr>
+              <w:spacing w:line="360" w:lineRule="auto" w:before="0" w:after="0"/>
+              <w:ind w:firstLine="0"/>
+              <w:jc w:val="both"/>
+            </w:pPr>
             <w:r>
               <w:rPr>
-                <w:sz w:val="20"/>
+                <w:rFonts w:ascii="Times New Roman" w:hAnsi="Times New Roman" w:eastAsia="Times New Roman" w:cs="Times New Roman"/>
+                <w:b w:val="0"/>
+                <w:sz w:val="22"/>
               </w:rPr>
               <w:t>Банковская АБС</w:t>
             </w:r>
@@ -298,31 +443,61 @@
           <w:tcPr>
             <w:tcW w:type="dxa" w:w="1234"/>
           </w:tcPr>
-          <w:p/>
+          <w:p>
+            <w:pPr>
+              <w:spacing w:line="360" w:lineRule="auto" w:before="0" w:after="0"/>
+              <w:ind w:firstLine="0"/>
+              <w:jc w:val="both"/>
+            </w:pPr>
+          </w:p>
         </w:tc>
         <w:tc>
           <w:tcPr>
             <w:tcW w:type="dxa" w:w="1234"/>
           </w:tcPr>
-          <w:p/>
+          <w:p>
+            <w:pPr>
+              <w:spacing w:line="360" w:lineRule="auto" w:before="0" w:after="0"/>
+              <w:ind w:firstLine="0"/>
+              <w:jc w:val="both"/>
+            </w:pPr>
+          </w:p>
         </w:tc>
         <w:tc>
           <w:tcPr>
             <w:tcW w:type="dxa" w:w="1234"/>
           </w:tcPr>
-          <w:p/>
+          <w:p>
+            <w:pPr>
+              <w:spacing w:line="360" w:lineRule="auto" w:before="0" w:after="0"/>
+              <w:ind w:firstLine="0"/>
+              <w:jc w:val="both"/>
+            </w:pPr>
+          </w:p>
         </w:tc>
         <w:tc>
           <w:tcPr>
             <w:tcW w:type="dxa" w:w="1234"/>
           </w:tcPr>
-          <w:p/>
+          <w:p>
+            <w:pPr>
+              <w:spacing w:line="360" w:lineRule="auto" w:before="0" w:after="0"/>
+              <w:ind w:firstLine="0"/>
+              <w:jc w:val="both"/>
+            </w:pPr>
+          </w:p>
         </w:tc>
         <w:tc>
           <w:tcPr>
             <w:tcW w:type="dxa" w:w="1234"/>
           </w:tcPr>
-          <w:p/>
+          <w:p>
+            <w:pPr>
+              <w:spacing w:line="360" w:lineRule="auto" w:before="0" w:after="0"/>
+              <w:ind w:firstLine="0"/>
+              <w:jc w:val="both"/>
+            </w:pPr>
+          </w:p>
         </w:tc>
       </w:tr>
       <w:tr>
@@ -331,9 +506,16 @@
             <w:tcW w:type="dxa" w:w="1234"/>
           </w:tcPr>
           <w:p>
+            <w:pPr>
+              <w:spacing w:line="360" w:lineRule="auto" w:before="0" w:after="0"/>
+              <w:ind w:firstLine="0"/>
+              <w:jc w:val="both"/>
+            </w:pPr>
             <w:r>
               <w:rPr>
-                <w:sz w:val="20"/>
+                <w:rFonts w:ascii="Times New Roman" w:hAnsi="Times New Roman" w:eastAsia="Times New Roman" w:cs="Times New Roman"/>
+                <w:b w:val="0"/>
+                <w:sz w:val="22"/>
               </w:rPr>
               <w:t>2</w:t>
             </w:r>
@@ -344,9 +526,16 @@
             <w:tcW w:type="dxa" w:w="1234"/>
           </w:tcPr>
           <w:p>
+            <w:pPr>
+              <w:spacing w:line="360" w:lineRule="auto" w:before="0" w:after="0"/>
+              <w:ind w:firstLine="0"/>
+              <w:jc w:val="both"/>
+            </w:pPr>
             <w:r>
               <w:rPr>
-                <w:sz w:val="20"/>
+                <w:rFonts w:ascii="Times New Roman" w:hAnsi="Times New Roman" w:eastAsia="Times New Roman" w:cs="Times New Roman"/>
+                <w:b w:val="0"/>
+                <w:sz w:val="22"/>
               </w:rPr>
               <w:t>1С:Бухгалтерия малого предприятия</w:t>
             </w:r>
@@ -356,31 +545,61 @@
           <w:tcPr>
             <w:tcW w:type="dxa" w:w="1234"/>
           </w:tcPr>
-          <w:p/>
+          <w:p>
+            <w:pPr>
+              <w:spacing w:line="360" w:lineRule="auto" w:before="0" w:after="0"/>
+              <w:ind w:firstLine="0"/>
+              <w:jc w:val="both"/>
+            </w:pPr>
+          </w:p>
         </w:tc>
         <w:tc>
           <w:tcPr>
             <w:tcW w:type="dxa" w:w="1234"/>
           </w:tcPr>
-          <w:p/>
+          <w:p>
+            <w:pPr>
+              <w:spacing w:line="360" w:lineRule="auto" w:before="0" w:after="0"/>
+              <w:ind w:firstLine="0"/>
+              <w:jc w:val="both"/>
+            </w:pPr>
+          </w:p>
         </w:tc>
         <w:tc>
           <w:tcPr>
             <w:tcW w:type="dxa" w:w="1234"/>
           </w:tcPr>
-          <w:p/>
+          <w:p>
+            <w:pPr>
+              <w:spacing w:line="360" w:lineRule="auto" w:before="0" w:after="0"/>
+              <w:ind w:firstLine="0"/>
+              <w:jc w:val="both"/>
+            </w:pPr>
+          </w:p>
         </w:tc>
         <w:tc>
           <w:tcPr>
             <w:tcW w:type="dxa" w:w="1234"/>
           </w:tcPr>
-          <w:p/>
+          <w:p>
+            <w:pPr>
+              <w:spacing w:line="360" w:lineRule="auto" w:before="0" w:after="0"/>
+              <w:ind w:firstLine="0"/>
+              <w:jc w:val="both"/>
+            </w:pPr>
+          </w:p>
         </w:tc>
         <w:tc>
           <w:tcPr>
             <w:tcW w:type="dxa" w:w="1234"/>
           </w:tcPr>
-          <w:p/>
+          <w:p>
+            <w:pPr>
+              <w:spacing w:line="360" w:lineRule="auto" w:before="0" w:after="0"/>
+              <w:ind w:firstLine="0"/>
+              <w:jc w:val="both"/>
+            </w:pPr>
+          </w:p>
         </w:tc>
       </w:tr>
       <w:tr>
@@ -389,9 +608,16 @@
             <w:tcW w:type="dxa" w:w="1234"/>
           </w:tcPr>
           <w:p>
+            <w:pPr>
+              <w:spacing w:line="360" w:lineRule="auto" w:before="0" w:after="0"/>
+              <w:ind w:firstLine="0"/>
+              <w:jc w:val="both"/>
+            </w:pPr>
             <w:r>
               <w:rPr>
-                <w:sz w:val="20"/>
+                <w:rFonts w:ascii="Times New Roman" w:hAnsi="Times New Roman" w:eastAsia="Times New Roman" w:cs="Times New Roman"/>
+                <w:b w:val="0"/>
+                <w:sz w:val="22"/>
               </w:rPr>
               <w:t>3</w:t>
             </w:r>
@@ -402,9 +628,16 @@
             <w:tcW w:type="dxa" w:w="1234"/>
           </w:tcPr>
           <w:p>
+            <w:pPr>
+              <w:spacing w:line="360" w:lineRule="auto" w:before="0" w:after="0"/>
+              <w:ind w:firstLine="0"/>
+              <w:jc w:val="both"/>
+            </w:pPr>
             <w:r>
               <w:rPr>
-                <w:sz w:val="20"/>
+                <w:rFonts w:ascii="Times New Roman" w:hAnsi="Times New Roman" w:eastAsia="Times New Roman" w:cs="Times New Roman"/>
+                <w:b w:val="0"/>
+                <w:sz w:val="22"/>
               </w:rPr>
               <w:t>Система диспетчеризации завода</w:t>
             </w:r>
@@ -414,31 +647,61 @@
           <w:tcPr>
             <w:tcW w:type="dxa" w:w="1234"/>
           </w:tcPr>
-          <w:p/>
+          <w:p>
+            <w:pPr>
+              <w:spacing w:line="360" w:lineRule="auto" w:before="0" w:after="0"/>
+              <w:ind w:firstLine="0"/>
+              <w:jc w:val="both"/>
+            </w:pPr>
+          </w:p>
         </w:tc>
         <w:tc>
           <w:tcPr>
             <w:tcW w:type="dxa" w:w="1234"/>
           </w:tcPr>
-          <w:p/>
+          <w:p>
+            <w:pPr>
+              <w:spacing w:line="360" w:lineRule="auto" w:before="0" w:after="0"/>
+              <w:ind w:firstLine="0"/>
+              <w:jc w:val="both"/>
+            </w:pPr>
+          </w:p>
         </w:tc>
         <w:tc>
           <w:tcPr>
             <w:tcW w:type="dxa" w:w="1234"/>
           </w:tcPr>
-          <w:p/>
+          <w:p>
+            <w:pPr>
+              <w:spacing w:line="360" w:lineRule="auto" w:before="0" w:after="0"/>
+              <w:ind w:firstLine="0"/>
+              <w:jc w:val="both"/>
+            </w:pPr>
+          </w:p>
         </w:tc>
         <w:tc>
           <w:tcPr>
             <w:tcW w:type="dxa" w:w="1234"/>
           </w:tcPr>
-          <w:p/>
+          <w:p>
+            <w:pPr>
+              <w:spacing w:line="360" w:lineRule="auto" w:before="0" w:after="0"/>
+              <w:ind w:firstLine="0"/>
+              <w:jc w:val="both"/>
+            </w:pPr>
+          </w:p>
         </w:tc>
         <w:tc>
           <w:tcPr>
             <w:tcW w:type="dxa" w:w="1234"/>
           </w:tcPr>
-          <w:p/>
+          <w:p>
+            <w:pPr>
+              <w:spacing w:line="360" w:lineRule="auto" w:before="0" w:after="0"/>
+              <w:ind w:firstLine="0"/>
+              <w:jc w:val="both"/>
+            </w:pPr>
+          </w:p>
         </w:tc>
       </w:tr>
       <w:tr>
@@ -447,9 +710,16 @@
             <w:tcW w:type="dxa" w:w="1234"/>
           </w:tcPr>
           <w:p>
+            <w:pPr>
+              <w:spacing w:line="360" w:lineRule="auto" w:before="0" w:after="0"/>
+              <w:ind w:firstLine="0"/>
+              <w:jc w:val="both"/>
+            </w:pPr>
             <w:r>
               <w:rPr>
-                <w:sz w:val="20"/>
+                <w:rFonts w:ascii="Times New Roman" w:hAnsi="Times New Roman" w:eastAsia="Times New Roman" w:cs="Times New Roman"/>
+                <w:b w:val="0"/>
+                <w:sz w:val="22"/>
               </w:rPr>
               <w:t>4</w:t>
             </w:r>
@@ -460,9 +730,16 @@
             <w:tcW w:type="dxa" w:w="1234"/>
           </w:tcPr>
           <w:p>
+            <w:pPr>
+              <w:spacing w:line="360" w:lineRule="auto" w:before="0" w:after="0"/>
+              <w:ind w:firstLine="0"/>
+              <w:jc w:val="both"/>
+            </w:pPr>
             <w:r>
               <w:rPr>
-                <w:sz w:val="20"/>
+                <w:rFonts w:ascii="Times New Roman" w:hAnsi="Times New Roman" w:eastAsia="Times New Roman" w:cs="Times New Roman"/>
+                <w:b w:val="0"/>
+                <w:sz w:val="22"/>
               </w:rPr>
               <w:t>Интернет-магазин</w:t>
             </w:r>
@@ -472,31 +749,61 @@
           <w:tcPr>
             <w:tcW w:type="dxa" w:w="1234"/>
           </w:tcPr>
-          <w:p/>
+          <w:p>
+            <w:pPr>
+              <w:spacing w:line="360" w:lineRule="auto" w:before="0" w:after="0"/>
+              <w:ind w:firstLine="0"/>
+              <w:jc w:val="both"/>
+            </w:pPr>
+          </w:p>
         </w:tc>
         <w:tc>
           <w:tcPr>
             <w:tcW w:type="dxa" w:w="1234"/>
           </w:tcPr>
-          <w:p/>
+          <w:p>
+            <w:pPr>
+              <w:spacing w:line="360" w:lineRule="auto" w:before="0" w:after="0"/>
+              <w:ind w:firstLine="0"/>
+              <w:jc w:val="both"/>
+            </w:pPr>
+          </w:p>
         </w:tc>
         <w:tc>
           <w:tcPr>
             <w:tcW w:type="dxa" w:w="1234"/>
           </w:tcPr>
-          <w:p/>
+          <w:p>
+            <w:pPr>
+              <w:spacing w:line="360" w:lineRule="auto" w:before="0" w:after="0"/>
+              <w:ind w:firstLine="0"/>
+              <w:jc w:val="both"/>
+            </w:pPr>
+          </w:p>
         </w:tc>
         <w:tc>
           <w:tcPr>
             <w:tcW w:type="dxa" w:w="1234"/>
           </w:tcPr>
-          <w:p/>
+          <w:p>
+            <w:pPr>
+              <w:spacing w:line="360" w:lineRule="auto" w:before="0" w:after="0"/>
+              <w:ind w:firstLine="0"/>
+              <w:jc w:val="both"/>
+            </w:pPr>
+          </w:p>
         </w:tc>
         <w:tc>
           <w:tcPr>
             <w:tcW w:type="dxa" w:w="1234"/>
           </w:tcPr>
-          <w:p/>
+          <w:p>
+            <w:pPr>
+              <w:spacing w:line="360" w:lineRule="auto" w:before="0" w:after="0"/>
+              <w:ind w:firstLine="0"/>
+              <w:jc w:val="both"/>
+            </w:pPr>
+          </w:p>
         </w:tc>
       </w:tr>
       <w:tr>
@@ -505,9 +812,16 @@
             <w:tcW w:type="dxa" w:w="1234"/>
           </w:tcPr>
           <w:p>
+            <w:pPr>
+              <w:spacing w:line="360" w:lineRule="auto" w:before="0" w:after="0"/>
+              <w:ind w:firstLine="0"/>
+              <w:jc w:val="both"/>
+            </w:pPr>
             <w:r>
               <w:rPr>
-                <w:sz w:val="20"/>
+                <w:rFonts w:ascii="Times New Roman" w:hAnsi="Times New Roman" w:eastAsia="Times New Roman" w:cs="Times New Roman"/>
+                <w:b w:val="0"/>
+                <w:sz w:val="22"/>
               </w:rPr>
               <w:t>5</w:t>
             </w:r>
@@ -518,9 +832,16 @@
             <w:tcW w:type="dxa" w:w="1234"/>
           </w:tcPr>
           <w:p>
+            <w:pPr>
+              <w:spacing w:line="360" w:lineRule="auto" w:before="0" w:after="0"/>
+              <w:ind w:firstLine="0"/>
+              <w:jc w:val="both"/>
+            </w:pPr>
             <w:r>
               <w:rPr>
-                <w:sz w:val="20"/>
+                <w:rFonts w:ascii="Times New Roman" w:hAnsi="Times New Roman" w:eastAsia="Times New Roman" w:cs="Times New Roman"/>
+                <w:b w:val="0"/>
+                <w:sz w:val="22"/>
               </w:rPr>
               <w:t>Медицинская картотека поликлиники</w:t>
             </w:r>
@@ -530,40 +851,91 @@
           <w:tcPr>
             <w:tcW w:type="dxa" w:w="1234"/>
           </w:tcPr>
-          <w:p/>
+          <w:p>
+            <w:pPr>
+              <w:spacing w:line="360" w:lineRule="auto" w:before="0" w:after="0"/>
+              <w:ind w:firstLine="0"/>
+              <w:jc w:val="both"/>
+            </w:pPr>
+          </w:p>
         </w:tc>
         <w:tc>
           <w:tcPr>
             <w:tcW w:type="dxa" w:w="1234"/>
           </w:tcPr>
-          <w:p/>
+          <w:p>
+            <w:pPr>
+              <w:spacing w:line="360" w:lineRule="auto" w:before="0" w:after="0"/>
+              <w:ind w:firstLine="0"/>
+              <w:jc w:val="both"/>
+            </w:pPr>
+          </w:p>
         </w:tc>
         <w:tc>
           <w:tcPr>
             <w:tcW w:type="dxa" w:w="1234"/>
           </w:tcPr>
-          <w:p/>
+          <w:p>
+            <w:pPr>
+              <w:spacing w:line="360" w:lineRule="auto" w:before="0" w:after="0"/>
+              <w:ind w:firstLine="0"/>
+              <w:jc w:val="both"/>
+            </w:pPr>
+          </w:p>
         </w:tc>
         <w:tc>
           <w:tcPr>
             <w:tcW w:type="dxa" w:w="1234"/>
           </w:tcPr>
-          <w:p/>
+          <w:p>
+            <w:pPr>
+              <w:spacing w:line="360" w:lineRule="auto" w:before="0" w:after="0"/>
+              <w:ind w:firstLine="0"/>
+              <w:jc w:val="both"/>
+            </w:pPr>
+          </w:p>
         </w:tc>
         <w:tc>
           <w:tcPr>
             <w:tcW w:type="dxa" w:w="1234"/>
           </w:tcPr>
-          <w:p/>
+          <w:p>
+            <w:pPr>
+              <w:spacing w:line="360" w:lineRule="auto" w:before="0" w:after="0"/>
+              <w:ind w:firstLine="0"/>
+              <w:jc w:val="both"/>
+            </w:pPr>
+          </w:p>
         </w:tc>
       </w:tr>
     </w:tbl>
+    <w:p>
+      <w:pPr>
+        <w:spacing w:line="240" w:lineRule="auto" w:before="0" w:after="0"/>
+        <w:ind w:firstLine="0"/>
+        <w:jc w:val="center"/>
+      </w:pPr>
+      <w:r>
+        <w:rPr>
+          <w:rFonts w:ascii="Times New Roman" w:hAnsi="Times New Roman" w:eastAsia="Times New Roman" w:cs="Times New Roman"/>
+          <w:b/>
+          <w:sz w:val="24"/>
+        </w:rPr>
+        <w:t>Таблица результатов классификации</w:t>
+      </w:r>
+    </w:p>
     <w:p/>
     <w:p>
+      <w:pPr>
+        <w:spacing w:line="360" w:lineRule="auto" w:before="0" w:after="0"/>
+        <w:ind w:firstLine="709"/>
+        <w:jc w:val="both"/>
+      </w:pPr>
       <w:r>
         <w:rPr>
+          <w:rFonts w:ascii="Times New Roman" w:hAnsi="Times New Roman" w:eastAsia="Times New Roman" w:cs="Times New Roman"/>
           <w:b/>
-          <w:sz w:val="24"/>
+          <w:sz w:val="28"/>
         </w:rPr>
         <w:t>Скриншоты выполнения работы</w:t>
       </w:r>
@@ -571,75 +943,117 @@
     <w:p/>
     <w:p>
       <w:pPr>
+        <w:spacing w:line="360" w:lineRule="auto" w:before="0" w:after="0"/>
+        <w:ind w:firstLine="0"/>
         <w:jc w:val="center"/>
       </w:pPr>
       <w:r>
         <w:rPr>
+          <w:rFonts w:ascii="Times New Roman" w:hAnsi="Times New Roman" w:eastAsia="Times New Roman" w:cs="Times New Roman"/>
           <w:i/>
-          <w:sz w:val="22"/>
+          <w:sz w:val="28"/>
         </w:rPr>
         <w:t>[ Место для скриншота 2: карточка «Банковская АБС» в классификаторе ]</w:t>
       </w:r>
     </w:p>
     <w:p/>
     <w:p>
+      <w:pPr>
+        <w:pStyle w:val="Heading1"/>
+        <w:keepNext/>
+        <w:keepLines/>
+        <w:spacing w:line="240" w:lineRule="auto" w:before="240" w:after="0"/>
+        <w:ind w:firstLine="0" w:left="0"/>
+        <w:jc w:val="both"/>
+      </w:pPr>
       <w:r>
         <w:rPr>
-          <w:b/>
-          <w:sz w:val="24"/>
+          <w:rFonts w:ascii="Times New Roman" w:hAnsi="Times New Roman" w:eastAsia="Times New Roman" w:cs="Times New Roman"/>
+          <w:b w:val="0"/>
+          <w:sz w:val="28"/>
         </w:rPr>
         <w:t>Вывод</w:t>
       </w:r>
     </w:p>
     <w:p>
+      <w:pPr>
+        <w:spacing w:line="360" w:lineRule="auto" w:before="0" w:after="0"/>
+        <w:ind w:firstLine="709"/>
+        <w:jc w:val="both"/>
+      </w:pPr>
       <w:r>
         <w:rPr>
+          <w:rFonts w:ascii="Times New Roman" w:hAnsi="Times New Roman" w:eastAsia="Times New Roman" w:cs="Times New Roman"/>
           <w:b w:val="0"/>
-          <w:sz w:val="24"/>
+          <w:sz w:val="28"/>
         </w:rPr>
         <w:t>Почему у одной системы получилось несколько классов? Чем это отличается от описания системы одним названием?</w:t>
       </w:r>
     </w:p>
     <w:p>
+      <w:pPr>
+        <w:spacing w:line="360" w:lineRule="auto" w:before="0" w:after="0"/>
+        <w:ind w:firstLine="709"/>
+        <w:jc w:val="both"/>
+      </w:pPr>
       <w:r>
         <w:rPr>
+          <w:rFonts w:ascii="Times New Roman" w:hAnsi="Times New Roman" w:eastAsia="Times New Roman" w:cs="Times New Roman"/>
           <w:b w:val="0"/>
-          <w:sz w:val="24"/>
+          <w:sz w:val="28"/>
         </w:rPr>
         <w:t>________________________________________________________________________</w:t>
       </w:r>
     </w:p>
     <w:p>
+      <w:pPr>
+        <w:spacing w:line="360" w:lineRule="auto" w:before="0" w:after="0"/>
+        <w:ind w:firstLine="709"/>
+        <w:jc w:val="both"/>
+      </w:pPr>
       <w:r>
         <w:rPr>
+          <w:rFonts w:ascii="Times New Roman" w:hAnsi="Times New Roman" w:eastAsia="Times New Roman" w:cs="Times New Roman"/>
           <w:b w:val="0"/>
-          <w:sz w:val="24"/>
+          <w:sz w:val="28"/>
         </w:rPr>
         <w:t>________________________________________________________________________</w:t>
       </w:r>
     </w:p>
     <w:p>
+      <w:pPr>
+        <w:spacing w:line="360" w:lineRule="auto" w:before="0" w:after="0"/>
+        <w:ind w:firstLine="709"/>
+        <w:jc w:val="both"/>
+      </w:pPr>
       <w:r>
         <w:rPr>
+          <w:rFonts w:ascii="Times New Roman" w:hAnsi="Times New Roman" w:eastAsia="Times New Roman" w:cs="Times New Roman"/>
           <w:b w:val="0"/>
-          <w:sz w:val="24"/>
+          <w:sz w:val="28"/>
         </w:rPr>
         <w:t>________________________________________________________________________</w:t>
       </w:r>
     </w:p>
     <w:p>
+      <w:pPr>
+        <w:spacing w:line="360" w:lineRule="auto" w:before="0" w:after="0"/>
+        <w:ind w:firstLine="709"/>
+        <w:jc w:val="both"/>
+      </w:pPr>
       <w:r>
         <w:rPr>
+          <w:rFonts w:ascii="Times New Roman" w:hAnsi="Times New Roman" w:eastAsia="Times New Roman" w:cs="Times New Roman"/>
           <w:b w:val="0"/>
-          <w:sz w:val="24"/>
+          <w:sz w:val="28"/>
         </w:rPr>
         <w:t>________________________________________________________________________</w:t>
       </w:r>
     </w:p>
     <w:p/>
     <w:sectPr>
-      <w:pgSz w:w="12240" w:h="15840"/>
-      <w:pgMar w:top="1440" w:right="1800" w:bottom="1440" w:left="1800" w:header="720" w:footer="720" w:gutter="0"/>
+      <w:pgSz w:w="11906" w:h="16838"/>
+      <w:pgMar w:top="1134" w:right="850" w:bottom="1134" w:left="1701" w:header="720" w:footer="720" w:gutter="0"/>
       <w:cols w:space="720"/>
       <w:docGrid w:linePitch="360"/>
     </w:sectPr>
@@ -1010,9 +1424,14 @@
     <w:name w:val="Normal"/>
     <w:qFormat/>
     <w:rsid w:val="00FC693F"/>
+    <w:pPr>
+      <w:spacing w:line="360" w:lineRule="auto" w:before="0" w:after="0"/>
+      <w:ind w:firstLine="709"/>
+      <w:jc w:val="both"/>
+    </w:pPr>
     <w:rPr>
-      <w:rFonts w:ascii="Times New Roman" w:hAnsi="Times New Roman"/>
-      <w:sz w:val="24"/>
+      <w:rFonts w:ascii="Times New Roman" w:hAnsi="Times New Roman" w:eastAsia="Times New Roman" w:cs="Times New Roman"/>
+      <w:sz w:val="28"/>
     </w:rPr>
   </w:style>
   <w:style w:type="paragraph" w:styleId="Header">
@@ -1070,12 +1489,14 @@
     <w:pPr>
       <w:keepNext/>
       <w:keepLines/>
-      <w:spacing w:before="480" w:after="0"/>
+      <w:spacing w:before="240" w:after="0" w:line="240" w:lineRule="auto"/>
+      <w:ind w:firstLine="0" w:left="0"/>
+      <w:jc w:val="both"/>
       <w:outlineLvl w:val="0"/>
     </w:pPr>
     <w:rPr>
-      <w:rFonts w:asciiTheme="majorHAnsi" w:eastAsiaTheme="majorEastAsia" w:hAnsiTheme="majorHAnsi" w:cstheme="majorBidi"/>
-      <w:b/>
+      <w:rFonts w:asciiTheme="majorHAnsi" w:eastAsiaTheme="majorEastAsia" w:hAnsiTheme="majorHAnsi" w:cstheme="majorBidi" w:ascii="Times New Roman" w:hAnsi="Times New Roman" w:eastAsia="Times New Roman" w:cs="Times New Roman"/>
+      <w:b w:val="0"/>
       <w:bCs/>
       <w:color w:val="365F91" w:themeColor="accent1" w:themeShade="BF"/>
       <w:sz w:val="28"/>
@@ -1094,15 +1515,17 @@
     <w:pPr>
       <w:keepNext/>
       <w:keepLines/>
-      <w:spacing w:before="200" w:after="0"/>
+      <w:spacing w:before="40" w:after="0" w:line="240" w:lineRule="auto"/>
+      <w:ind w:firstLine="0" w:left="0"/>
+      <w:jc w:val="left"/>
       <w:outlineLvl w:val="1"/>
     </w:pPr>
     <w:rPr>
-      <w:rFonts w:asciiTheme="majorHAnsi" w:eastAsiaTheme="majorEastAsia" w:hAnsiTheme="majorHAnsi" w:cstheme="majorBidi"/>
+      <w:rFonts w:asciiTheme="majorHAnsi" w:eastAsiaTheme="majorEastAsia" w:hAnsiTheme="majorHAnsi" w:cstheme="majorBidi" w:ascii="Times New Roman" w:hAnsi="Times New Roman" w:eastAsia="Times New Roman" w:cs="Times New Roman"/>
       <w:b/>
       <w:bCs/>
       <w:color w:val="4F81BD" w:themeColor="accent1"/>
-      <w:sz w:val="26"/>
+      <w:sz w:val="28"/>
       <w:szCs w:val="26"/>
     </w:rPr>
   </w:style>
@@ -1432,9 +1855,14 @@
     <w:qFormat/>
     <w:rsid w:val="00FC693F"/>
     <w:pPr>
-      <w:ind w:left="720"/>
+      <w:spacing w:line="360" w:lineRule="auto" w:before="0" w:after="0"/>
+      <w:ind w:left="709" w:firstLine="0"/>
       <w:contextualSpacing/>
     </w:pPr>
+    <w:rPr>
+      <w:rFonts w:ascii="Times New Roman" w:hAnsi="Times New Roman" w:eastAsia="Times New Roman" w:cs="Times New Roman"/>
+      <w:sz w:val="28"/>
+    </w:rPr>
   </w:style>
   <w:style w:type="paragraph" w:styleId="BodyText">
     <w:name w:val="Body Text"/>

--- a/docs/4/uifis/reports/UIFIS_practice-1_report-template.docx
+++ b/docs/4/uifis/reports/UIFIS_practice-1_report-template.docx
@@ -12,6 +12,7 @@
         <w:rPr>
           <w:rFonts w:ascii="Times New Roman" w:hAnsi="Times New Roman" w:eastAsia="Times New Roman" w:cs="Times New Roman"/>
           <w:b/>
+          <w:color w:val="000000"/>
           <w:sz w:val="28"/>
         </w:rPr>
         <w:t>Устройство и функционирование информационной системы (МДК.06.03)</w:t>
@@ -27,6 +28,7 @@
         <w:rPr>
           <w:rFonts w:ascii="Times New Roman" w:hAnsi="Times New Roman" w:eastAsia="Times New Roman" w:cs="Times New Roman"/>
           <w:b/>
+          <w:color w:val="000000"/>
           <w:sz w:val="28"/>
         </w:rPr>
         <w:t>Отчёт по практической работе №1</w:t>
@@ -42,6 +44,7 @@
         <w:rPr>
           <w:rFonts w:ascii="Times New Roman" w:hAnsi="Times New Roman" w:eastAsia="Times New Roman" w:cs="Times New Roman"/>
           <w:b w:val="0"/>
+          <w:color w:val="000000"/>
           <w:sz w:val="28"/>
         </w:rPr>
         <w:t>Тема: Классификация информационных систем</w:t>
@@ -58,6 +61,7 @@
         <w:rPr>
           <w:rFonts w:ascii="Times New Roman" w:hAnsi="Times New Roman" w:eastAsia="Times New Roman" w:cs="Times New Roman"/>
           <w:b w:val="0"/>
+          <w:color w:val="000000"/>
           <w:sz w:val="28"/>
         </w:rPr>
         <w:t>ФИО студента: ______________________________________</w:t>
@@ -73,6 +77,7 @@
         <w:rPr>
           <w:rFonts w:ascii="Times New Roman" w:hAnsi="Times New Roman" w:eastAsia="Times New Roman" w:cs="Times New Roman"/>
           <w:b w:val="0"/>
+          <w:color w:val="000000"/>
           <w:sz w:val="28"/>
         </w:rPr>
         <w:t>Группа: ______________________  Дата: _______________</w:t>
@@ -84,14 +89,16 @@
         <w:pStyle w:val="Heading1"/>
         <w:keepNext/>
         <w:keepLines/>
+        <w:pageBreakBefore/>
         <w:spacing w:line="240" w:lineRule="auto" w:before="240" w:after="0"/>
-        <w:ind w:firstLine="0" w:left="0"/>
+        <w:ind w:left="0" w:firstLine="0"/>
         <w:jc w:val="both"/>
       </w:pPr>
       <w:r>
         <w:rPr>
           <w:rFonts w:ascii="Times New Roman" w:hAnsi="Times New Roman" w:eastAsia="Times New Roman" w:cs="Times New Roman"/>
           <w:b w:val="0"/>
+          <w:color w:val="000000"/>
           <w:sz w:val="28"/>
         </w:rPr>
         <w:t>Цель работы</w:t>
@@ -107,9 +114,9 @@
         <w:rPr>
           <w:rFonts w:ascii="Times New Roman" w:hAnsi="Times New Roman" w:eastAsia="Times New Roman" w:cs="Times New Roman"/>
           <w:b w:val="0"/>
+          <w:color w:val="000000"/>
           <w:sz w:val="28"/>
         </w:rPr>
-        <w:t>________________________________________________________________________</w:t>
       </w:r>
     </w:p>
     <w:p>
@@ -122,9 +129,9 @@
         <w:rPr>
           <w:rFonts w:ascii="Times New Roman" w:hAnsi="Times New Roman" w:eastAsia="Times New Roman" w:cs="Times New Roman"/>
           <w:b w:val="0"/>
+          <w:color w:val="000000"/>
           <w:sz w:val="28"/>
         </w:rPr>
-        <w:t>________________________________________________________________________</w:t>
       </w:r>
     </w:p>
     <w:p/>
@@ -134,13 +141,14 @@
         <w:keepNext/>
         <w:keepLines/>
         <w:spacing w:line="240" w:lineRule="auto" w:before="240" w:after="0"/>
-        <w:ind w:firstLine="0" w:left="0"/>
+        <w:ind w:left="0" w:firstLine="0"/>
         <w:jc w:val="both"/>
       </w:pPr>
       <w:r>
         <w:rPr>
           <w:rFonts w:ascii="Times New Roman" w:hAnsi="Times New Roman" w:eastAsia="Times New Roman" w:cs="Times New Roman"/>
           <w:b w:val="0"/>
+          <w:color w:val="000000"/>
           <w:sz w:val="28"/>
         </w:rPr>
         <w:t>Ход работы</w:t>
@@ -152,13 +160,14 @@
         <w:keepNext/>
         <w:keepLines/>
         <w:spacing w:line="240" w:lineRule="auto" w:before="240" w:after="0"/>
-        <w:ind w:firstLine="0" w:left="0"/>
+        <w:ind w:left="0" w:firstLine="0"/>
         <w:jc w:val="both"/>
       </w:pPr>
       <w:r>
         <w:rPr>
           <w:rFonts w:ascii="Times New Roman" w:hAnsi="Times New Roman" w:eastAsia="Times New Roman" w:cs="Times New Roman"/>
           <w:b w:val="0"/>
+          <w:color w:val="000000"/>
           <w:sz w:val="28"/>
         </w:rPr>
         <w:t>Краткие теоретические сведения</w:t>
@@ -174,6 +183,7 @@
         <w:rPr>
           <w:rFonts w:ascii="Times New Roman" w:hAnsi="Times New Roman" w:eastAsia="Times New Roman" w:cs="Times New Roman"/>
           <w:b w:val="0"/>
+          <w:color w:val="000000"/>
           <w:sz w:val="28"/>
         </w:rPr>
         <w:t>Перечислите четыре признака классификации ИС и приведите по 2–3 значения каждого:</w:t>
@@ -189,9 +199,10 @@
         <w:rPr>
           <w:rFonts w:ascii="Times New Roman" w:hAnsi="Times New Roman" w:eastAsia="Times New Roman" w:cs="Times New Roman"/>
           <w:b w:val="0"/>
+          <w:color w:val="000000"/>
           <w:sz w:val="28"/>
         </w:rPr>
-        <w:t>1. Сфера применения: ____________________________________________________</w:t>
+        <w:t xml:space="preserve">1. Сфера применения: </w:t>
       </w:r>
     </w:p>
     <w:p>
@@ -204,9 +215,10 @@
         <w:rPr>
           <w:rFonts w:ascii="Times New Roman" w:hAnsi="Times New Roman" w:eastAsia="Times New Roman" w:cs="Times New Roman"/>
           <w:b w:val="0"/>
+          <w:color w:val="000000"/>
           <w:sz w:val="28"/>
         </w:rPr>
-        <w:t>2. Масштаб: _____________________________________________________________</w:t>
+        <w:t xml:space="preserve">2. Масштаб: </w:t>
       </w:r>
     </w:p>
     <w:p>
@@ -219,9 +231,10 @@
         <w:rPr>
           <w:rFonts w:ascii="Times New Roman" w:hAnsi="Times New Roman" w:eastAsia="Times New Roman" w:cs="Times New Roman"/>
           <w:b w:val="0"/>
+          <w:color w:val="000000"/>
           <w:sz w:val="28"/>
         </w:rPr>
-        <w:t>3. Способ обработки: ____________________________________________________</w:t>
+        <w:t xml:space="preserve">3. Способ обработки: </w:t>
       </w:r>
     </w:p>
     <w:p>
@@ -234,9 +247,10 @@
         <w:rPr>
           <w:rFonts w:ascii="Times New Roman" w:hAnsi="Times New Roman" w:eastAsia="Times New Roman" w:cs="Times New Roman"/>
           <w:b w:val="0"/>
+          <w:color w:val="000000"/>
           <w:sz w:val="28"/>
         </w:rPr>
-        <w:t>4. Архитектура: _________________________________________________________</w:t>
+        <w:t xml:space="preserve">4. Архитектура: </w:t>
       </w:r>
     </w:p>
     <w:p/>
@@ -271,6 +285,7 @@
               <w:rPr>
                 <w:rFonts w:ascii="Times New Roman" w:hAnsi="Times New Roman" w:eastAsia="Times New Roman" w:cs="Times New Roman"/>
                 <w:b/>
+                <w:color w:val="000000"/>
                 <w:sz w:val="22"/>
               </w:rPr>
               <w:t>№</w:t>
@@ -291,6 +306,7 @@
               <w:rPr>
                 <w:rFonts w:ascii="Times New Roman" w:hAnsi="Times New Roman" w:eastAsia="Times New Roman" w:cs="Times New Roman"/>
                 <w:b/>
+                <w:color w:val="000000"/>
                 <w:sz w:val="22"/>
               </w:rPr>
               <w:t>Информационная система</w:t>
@@ -311,6 +327,7 @@
               <w:rPr>
                 <w:rFonts w:ascii="Times New Roman" w:hAnsi="Times New Roman" w:eastAsia="Times New Roman" w:cs="Times New Roman"/>
                 <w:b/>
+                <w:color w:val="000000"/>
                 <w:sz w:val="22"/>
               </w:rPr>
               <w:t>Сфера</w:t>
@@ -331,6 +348,7 @@
               <w:rPr>
                 <w:rFonts w:ascii="Times New Roman" w:hAnsi="Times New Roman" w:eastAsia="Times New Roman" w:cs="Times New Roman"/>
                 <w:b/>
+                <w:color w:val="000000"/>
                 <w:sz w:val="22"/>
               </w:rPr>
               <w:t>Масштаб</w:t>
@@ -351,6 +369,7 @@
               <w:rPr>
                 <w:rFonts w:ascii="Times New Roman" w:hAnsi="Times New Roman" w:eastAsia="Times New Roman" w:cs="Times New Roman"/>
                 <w:b/>
+                <w:color w:val="000000"/>
                 <w:sz w:val="22"/>
               </w:rPr>
               <w:t>Способ обработки</w:t>
@@ -371,6 +390,7 @@
               <w:rPr>
                 <w:rFonts w:ascii="Times New Roman" w:hAnsi="Times New Roman" w:eastAsia="Times New Roman" w:cs="Times New Roman"/>
                 <w:b/>
+                <w:color w:val="000000"/>
                 <w:sz w:val="22"/>
               </w:rPr>
               <w:t>Архитектура</w:t>
@@ -391,6 +411,7 @@
               <w:rPr>
                 <w:rFonts w:ascii="Times New Roman" w:hAnsi="Times New Roman" w:eastAsia="Times New Roman" w:cs="Times New Roman"/>
                 <w:b/>
+                <w:color w:val="000000"/>
                 <w:sz w:val="22"/>
               </w:rPr>
               <w:t>Обоснование</w:t>
@@ -413,6 +434,7 @@
               <w:rPr>
                 <w:rFonts w:ascii="Times New Roman" w:hAnsi="Times New Roman" w:eastAsia="Times New Roman" w:cs="Times New Roman"/>
                 <w:b w:val="0"/>
+                <w:color w:val="000000"/>
                 <w:sz w:val="22"/>
               </w:rPr>
               <w:t>1</w:t>
@@ -433,6 +455,7 @@
               <w:rPr>
                 <w:rFonts w:ascii="Times New Roman" w:hAnsi="Times New Roman" w:eastAsia="Times New Roman" w:cs="Times New Roman"/>
                 <w:b w:val="0"/>
+                <w:color w:val="000000"/>
                 <w:sz w:val="22"/>
               </w:rPr>
               <w:t>Банковская АБС</w:t>
@@ -515,6 +538,7 @@
               <w:rPr>
                 <w:rFonts w:ascii="Times New Roman" w:hAnsi="Times New Roman" w:eastAsia="Times New Roman" w:cs="Times New Roman"/>
                 <w:b w:val="0"/>
+                <w:color w:val="000000"/>
                 <w:sz w:val="22"/>
               </w:rPr>
               <w:t>2</w:t>
@@ -535,6 +559,7 @@
               <w:rPr>
                 <w:rFonts w:ascii="Times New Roman" w:hAnsi="Times New Roman" w:eastAsia="Times New Roman" w:cs="Times New Roman"/>
                 <w:b w:val="0"/>
+                <w:color w:val="000000"/>
                 <w:sz w:val="22"/>
               </w:rPr>
               <w:t>1С:Бухгалтерия малого предприятия</w:t>
@@ -617,6 +642,7 @@
               <w:rPr>
                 <w:rFonts w:ascii="Times New Roman" w:hAnsi="Times New Roman" w:eastAsia="Times New Roman" w:cs="Times New Roman"/>
                 <w:b w:val="0"/>
+                <w:color w:val="000000"/>
                 <w:sz w:val="22"/>
               </w:rPr>
               <w:t>3</w:t>
@@ -637,6 +663,7 @@
               <w:rPr>
                 <w:rFonts w:ascii="Times New Roman" w:hAnsi="Times New Roman" w:eastAsia="Times New Roman" w:cs="Times New Roman"/>
                 <w:b w:val="0"/>
+                <w:color w:val="000000"/>
                 <w:sz w:val="22"/>
               </w:rPr>
               <w:t>Система диспетчеризации завода</w:t>
@@ -719,6 +746,7 @@
               <w:rPr>
                 <w:rFonts w:ascii="Times New Roman" w:hAnsi="Times New Roman" w:eastAsia="Times New Roman" w:cs="Times New Roman"/>
                 <w:b w:val="0"/>
+                <w:color w:val="000000"/>
                 <w:sz w:val="22"/>
               </w:rPr>
               <w:t>4</w:t>
@@ -739,6 +767,7 @@
               <w:rPr>
                 <w:rFonts w:ascii="Times New Roman" w:hAnsi="Times New Roman" w:eastAsia="Times New Roman" w:cs="Times New Roman"/>
                 <w:b w:val="0"/>
+                <w:color w:val="000000"/>
                 <w:sz w:val="22"/>
               </w:rPr>
               <w:t>Интернет-магазин</w:t>
@@ -821,6 +850,7 @@
               <w:rPr>
                 <w:rFonts w:ascii="Times New Roman" w:hAnsi="Times New Roman" w:eastAsia="Times New Roman" w:cs="Times New Roman"/>
                 <w:b w:val="0"/>
+                <w:color w:val="000000"/>
                 <w:sz w:val="22"/>
               </w:rPr>
               <w:t>5</w:t>
@@ -841,6 +871,7 @@
               <w:rPr>
                 <w:rFonts w:ascii="Times New Roman" w:hAnsi="Times New Roman" w:eastAsia="Times New Roman" w:cs="Times New Roman"/>
                 <w:b w:val="0"/>
+                <w:color w:val="000000"/>
                 <w:sz w:val="22"/>
               </w:rPr>
               <w:t>Медицинская картотека поликлиники</w:t>
@@ -919,6 +950,7 @@
         <w:rPr>
           <w:rFonts w:ascii="Times New Roman" w:hAnsi="Times New Roman" w:eastAsia="Times New Roman" w:cs="Times New Roman"/>
           <w:b/>
+          <w:color w:val="000000"/>
           <w:sz w:val="24"/>
         </w:rPr>
         <w:t>Таблица результатов классификации</w:t>
@@ -935,6 +967,7 @@
         <w:rPr>
           <w:rFonts w:ascii="Times New Roman" w:hAnsi="Times New Roman" w:eastAsia="Times New Roman" w:cs="Times New Roman"/>
           <w:b/>
+          <w:color w:val="000000"/>
           <w:sz w:val="28"/>
         </w:rPr>
         <w:t>Скриншоты выполнения работы</w:t>
@@ -951,6 +984,7 @@
         <w:rPr>
           <w:rFonts w:ascii="Times New Roman" w:hAnsi="Times New Roman" w:eastAsia="Times New Roman" w:cs="Times New Roman"/>
           <w:i/>
+          <w:color w:val="000000"/>
           <w:sz w:val="28"/>
         </w:rPr>
         <w:t>[ Место для скриншота 2: карточка «Банковская АБС» в классификаторе ]</w:t>
@@ -963,13 +997,14 @@
         <w:keepNext/>
         <w:keepLines/>
         <w:spacing w:line="240" w:lineRule="auto" w:before="240" w:after="0"/>
-        <w:ind w:firstLine="0" w:left="0"/>
+        <w:ind w:left="0" w:firstLine="0"/>
         <w:jc w:val="both"/>
       </w:pPr>
       <w:r>
         <w:rPr>
           <w:rFonts w:ascii="Times New Roman" w:hAnsi="Times New Roman" w:eastAsia="Times New Roman" w:cs="Times New Roman"/>
           <w:b w:val="0"/>
+          <w:color w:val="000000"/>
           <w:sz w:val="28"/>
         </w:rPr>
         <w:t>Вывод</w:t>
@@ -985,6 +1020,7 @@
         <w:rPr>
           <w:rFonts w:ascii="Times New Roman" w:hAnsi="Times New Roman" w:eastAsia="Times New Roman" w:cs="Times New Roman"/>
           <w:b w:val="0"/>
+          <w:color w:val="000000"/>
           <w:sz w:val="28"/>
         </w:rPr>
         <w:t>Почему у одной системы получилось несколько классов? Чем это отличается от описания системы одним названием?</w:t>
@@ -1000,9 +1036,9 @@
         <w:rPr>
           <w:rFonts w:ascii="Times New Roman" w:hAnsi="Times New Roman" w:eastAsia="Times New Roman" w:cs="Times New Roman"/>
           <w:b w:val="0"/>
+          <w:color w:val="000000"/>
           <w:sz w:val="28"/>
         </w:rPr>
-        <w:t>________________________________________________________________________</w:t>
       </w:r>
     </w:p>
     <w:p>
@@ -1015,9 +1051,9 @@
         <w:rPr>
           <w:rFonts w:ascii="Times New Roman" w:hAnsi="Times New Roman" w:eastAsia="Times New Roman" w:cs="Times New Roman"/>
           <w:b w:val="0"/>
+          <w:color w:val="000000"/>
           <w:sz w:val="28"/>
         </w:rPr>
-        <w:t>________________________________________________________________________</w:t>
       </w:r>
     </w:p>
     <w:p>
@@ -1030,9 +1066,9 @@
         <w:rPr>
           <w:rFonts w:ascii="Times New Roman" w:hAnsi="Times New Roman" w:eastAsia="Times New Roman" w:cs="Times New Roman"/>
           <w:b w:val="0"/>
+          <w:color w:val="000000"/>
           <w:sz w:val="28"/>
         </w:rPr>
-        <w:t>________________________________________________________________________</w:t>
       </w:r>
     </w:p>
     <w:p>
@@ -1045,9 +1081,9 @@
         <w:rPr>
           <w:rFonts w:ascii="Times New Roman" w:hAnsi="Times New Roman" w:eastAsia="Times New Roman" w:cs="Times New Roman"/>
           <w:b w:val="0"/>
+          <w:color w:val="000000"/>
           <w:sz w:val="28"/>
         </w:rPr>
-        <w:t>________________________________________________________________________</w:t>
       </w:r>
     </w:p>
     <w:p/>
@@ -1431,6 +1467,7 @@
     </w:pPr>
     <w:rPr>
       <w:rFonts w:ascii="Times New Roman" w:hAnsi="Times New Roman" w:eastAsia="Times New Roman" w:cs="Times New Roman"/>
+      <w:color w:val="000000"/>
       <w:sz w:val="28"/>
     </w:rPr>
   </w:style>
@@ -1490,7 +1527,7 @@
       <w:keepNext/>
       <w:keepLines/>
       <w:spacing w:before="240" w:after="0" w:line="240" w:lineRule="auto"/>
-      <w:ind w:firstLine="0" w:left="0"/>
+      <w:ind w:left="0" w:firstLine="0"/>
       <w:jc w:val="both"/>
       <w:outlineLvl w:val="0"/>
     </w:pPr>
@@ -1498,7 +1535,7 @@
       <w:rFonts w:asciiTheme="majorHAnsi" w:eastAsiaTheme="majorEastAsia" w:hAnsiTheme="majorHAnsi" w:cstheme="majorBidi" w:ascii="Times New Roman" w:hAnsi="Times New Roman" w:eastAsia="Times New Roman" w:cs="Times New Roman"/>
       <w:b w:val="0"/>
       <w:bCs/>
-      <w:color w:val="365F91" w:themeColor="accent1" w:themeShade="BF"/>
+      <w:color w:val="000000"/>
       <w:sz w:val="28"/>
       <w:szCs w:val="28"/>
     </w:rPr>
@@ -1516,7 +1553,7 @@
       <w:keepNext/>
       <w:keepLines/>
       <w:spacing w:before="40" w:after="0" w:line="240" w:lineRule="auto"/>
-      <w:ind w:firstLine="0" w:left="0"/>
+      <w:ind w:left="0" w:firstLine="0"/>
       <w:jc w:val="left"/>
       <w:outlineLvl w:val="1"/>
     </w:pPr>
@@ -1524,7 +1561,7 @@
       <w:rFonts w:asciiTheme="majorHAnsi" w:eastAsiaTheme="majorEastAsia" w:hAnsiTheme="majorHAnsi" w:cstheme="majorBidi" w:ascii="Times New Roman" w:hAnsi="Times New Roman" w:eastAsia="Times New Roman" w:cs="Times New Roman"/>
       <w:b/>
       <w:bCs/>
-      <w:color w:val="4F81BD" w:themeColor="accent1"/>
+      <w:color w:val="000000"/>
       <w:sz w:val="28"/>
       <w:szCs w:val="26"/>
     </w:rPr>
@@ -1861,6 +1898,7 @@
     </w:pPr>
     <w:rPr>
       <w:rFonts w:ascii="Times New Roman" w:hAnsi="Times New Roman" w:eastAsia="Times New Roman" w:cs="Times New Roman"/>
+      <w:color w:val="000000"/>
       <w:sz w:val="28"/>
     </w:rPr>
   </w:style>
